--- a/fanfic/ffn_upload/ch08.docx
+++ b/fanfic/ffn_upload/ch08.docx
@@ -614,7 +614,7 @@
         <w:t xml:space="preserve">“</w:t>
       </w:r>
       <w:r>
-        <w:t xml:space="preserve">That was the fourth time in six weeks. Christophsis, the convoy at Brenn, the refinery. And now this. Each time you’ve survived by a margin I would not care to measure.</w:t>
+        <w:t xml:space="preserve">That was the fourth time in six weeks. Kelvrin Reach, the convoy at Brenn, the refinery. And now this. Each time you’ve survived by a margin I would not care to measure.</w:t>
       </w:r>
       <w:r>
         <w:t xml:space="preserve">”</w:t>
@@ -1417,7 +1417,7 @@
         <w:pStyle w:val="BodyText"/>
       </w:pPr>
       <w:r>
-        <w:t xml:space="preserve">He had never told anyone about that turn. Not Fox. Not Tarkin. Not Padmé, not really. Not Obi-Wan.</w:t>
+        <w:t xml:space="preserve">He had told no one about that turn but Ahsoka. Not Fox. Not Tarkin. Not Padmé, not really. Not Obi-Wan.</w:t>
       </w:r>
     </w:p>
     <w:p>
